--- a/docs/etapa-2/03-documento-diseno-ux-ui.docx
+++ b/docs/etapa-2/03-documento-diseno-ux-ui.docx
@@ -92,7 +92,7 @@
           <w:sz w:val="24"/>
           <w:szCs w:val="24"/>
         </w:rPr>
-        <w:t xml:space="preserve">Versión 1.0</w:t>
+        <w:t xml:space="preserve">Versión 1.1</w:t>
       </w:r>
     </w:p>
     <w:p>
@@ -223,7 +223,7 @@
           <w:sz w:val="21"/>
           <w:szCs w:val="21"/>
         </w:rPr>
-        <w:t xml:space="preserve"> 1.0 · 12 de agosto de 2026</w:t>
+        <w:t xml:space="preserve"> 1.1 · 12 de agosto de 2026</w:t>
       </w:r>
     </w:p>
     <w:p>
@@ -4047,7 +4047,7 @@
       <w:r>
         <w:drawing>
           <wp:inline distT="0" distB="0" distL="0" distR="0">
-            <wp:extent cx="8153400" cy="5095875"/>
+            <wp:extent cx="7791450" cy="8763000"/>
             <wp:effectExtent t="0" r="0" b="0" l="0"/>
             <wp:docPr id="1" name="" descr="" title=""/>
             <wp:cNvGraphicFramePr>
@@ -4072,7 +4072,7 @@
                   <pic:spPr bwMode="auto">
                     <a:xfrm>
                       <a:off x="0" y="0"/>
-                      <a:ext cx="8153400" cy="5095875"/>
+                      <a:ext cx="7791450" cy="8763000"/>
                     </a:xfrm>
                     <a:prstGeom prst="rect">
                       <a:avLst/>
@@ -4111,7 +4111,91 @@
           <w:sz w:val="21"/>
           <w:szCs w:val="21"/>
         </w:rPr>
-        <w:t xml:space="preserve">El panel confirma la sesión iniciada y el rol vigente —visible como etiqueta junto al título— y presenta los accesos a los módulos de gestión. La etiqueta de rol es relevante en operación: las capacidades disponibles difieren entre funcionario y super-administrador, y el funcionario debe saber con qué perfil está actuando.</w:t>
+        <w:t xml:space="preserve">El panel confirma la sesión iniciada y el rol vigente —visible como etiqueta junto al título— y responde la pregunta con que el funcionario abre la plataforma cada mañana: qué pasó desde ayer y qué requiere su atención.</w:t>
+      </w:r>
+    </w:p>
+    <w:p>
+      <w:pPr>
+        <w:spacing w:after="140" w:line="276"/>
+        <w:jc w:val="both"/>
+      </w:pPr>
+      <w:r>
+        <w:rPr>
+          <w:sz w:val="21"/>
+          <w:szCs w:val="21"/>
+        </w:rPr>
+        <w:t xml:space="preserve">Cuatro indicadores encabezan la vista: observaciones recibidas, pendientes de respuesta institucional, procesos que hoy admiten participación y observaciones del último mes. El de pendientes es el único con tratamiento cromático propio, porque es el que se traduce en trabajo por hacer.</w:t>
+      </w:r>
+    </w:p>
+    <w:p>
+      <w:pPr>
+        <w:spacing w:after="140" w:line="276"/>
+        <w:jc w:val="both"/>
+      </w:pPr>
+      <w:r>
+        <w:rPr>
+          <w:sz w:val="21"/>
+          <w:szCs w:val="21"/>
+        </w:rPr>
+        <w:t xml:space="preserve">Bajo los indicadores, dos desgloses. El de </w:t>
+      </w:r>
+      <w:r>
+        <w:rPr>
+          <w:b/>
+          <w:bCs/>
+          <w:sz w:val="21"/>
+          <w:szCs w:val="21"/>
+        </w:rPr>
+        <w:t xml:space="preserve">observaciones por día</w:t>
+      </w:r>
+      <w:r>
+        <w:rPr>
+          <w:sz w:val="21"/>
+          <w:szCs w:val="21"/>
+        </w:rPr>
+        <w:t xml:space="preserve"> cubre los últimos treinta días con los días sin actividad representados en cero, para que un período inactivo se lea como tal y no quede comprimido fuera del gráfico. El de </w:t>
+      </w:r>
+      <w:r>
+        <w:rPr>
+          <w:b/>
+          <w:bCs/>
+          <w:sz w:val="21"/>
+          <w:szCs w:val="21"/>
+        </w:rPr>
+        <w:t xml:space="preserve">observaciones por proceso</w:t>
+      </w:r>
+      <w:r>
+        <w:rPr>
+          <w:sz w:val="21"/>
+          <w:szCs w:val="21"/>
+        </w:rPr>
+        <w:t xml:space="preserve"> ordena de mayor a menor e incluye los procesos archivados que recibieron participación, de modo que la suma del desglose siempre cuadre con el total. Cada fila abre el listado de observaciones ya filtrado por ese proceso, que es el paso siguiente natural.</w:t>
+      </w:r>
+    </w:p>
+    <w:p>
+      <w:pPr>
+        <w:spacing w:after="140" w:line="276"/>
+        <w:jc w:val="both"/>
+      </w:pPr>
+      <w:r>
+        <w:rPr>
+          <w:sz w:val="21"/>
+          <w:szCs w:val="21"/>
+        </w:rPr>
+        <w:t xml:space="preserve">Los gráficos están construidos en HTML y CSS, sin JavaScript ni librerías externas. Es una decisión deliberada: la política de seguridad de contenido de la plataforma prohíbe la ejecución de scripts en línea y la carga de recursos desde terceros, de modo que una librería de gráficos habría exigido relajar el endurecimiento de seguridad a cambio de nada que el usuario perciba. Los mismos datos del gráfico diario se publican además en una tabla accesible a lectores de pantalla.</w:t>
+      </w:r>
+    </w:p>
+    <w:p>
+      <w:pPr>
+        <w:spacing w:after="140" w:line="276"/>
+        <w:jc w:val="both"/>
+      </w:pPr>
+      <w:r>
+        <w:rPr>
+          <w:sz w:val="21"/>
+          <w:szCs w:val="21"/>
+        </w:rPr>
+        <w:t xml:space="preserve">La etiqueta de rol es relevante en operación: las capacidades disponibles difieren entre funcionario y super-administrador, y el funcionario debe saber con qué perfil está actuando.</w:t>
       </w:r>
     </w:p>
     <w:p>
